--- a/hin/docx/011.content.docx
+++ b/hin/docx/011.content.docx
@@ -402,18 +402,12 @@
           <w:lang w:val="hi_IN" w:bidi="hi_IN"/>
         </w:rPr>
       </w:r>
-      <w:hyperlink r:id="rId13">
-        <w:r>
-          <w:rPr>
-            <w:lang w:val="hi_IN" w:bidi="hi_IN"/>
-          </w:rPr>
-          <w:rPr>
-            <w:color w:val="0000EE"/>
-            <w:u w:val="single"/>
-          </w:rPr>
-          <w:t>1 कुरिन्थियों 1:17</w:t>
-        </w:r>
-      </w:hyperlink>
+      <w:r>
+        <w:rPr>
+          <w:lang w:val="hi_IN" w:bidi="hi_IN"/>
+        </w:rPr>
+        <w:t>1 कुरिन्थियों 1:17</w:t>
+      </w:r>
     </w:p>
     <w:p>
       <w:pPr>
@@ -426,18 +420,12 @@
           <w:lang w:val="hi_IN" w:bidi="hi_IN"/>
         </w:rPr>
       </w:r>
-      <w:hyperlink r:id="rId14">
-        <w:r>
-          <w:rPr>
-            <w:lang w:val="hi_IN" w:bidi="hi_IN"/>
-          </w:rPr>
-          <w:rPr>
-            <w:color w:val="0000EE"/>
-            <w:u w:val="single"/>
-          </w:rPr>
-          <w:t>कुलुस्सियों 2:15</w:t>
-        </w:r>
-      </w:hyperlink>
+      <w:r>
+        <w:rPr>
+          <w:lang w:val="hi_IN" w:bidi="hi_IN"/>
+        </w:rPr>
+        <w:t>कुलुस्सियों 2:15</w:t>
+      </w:r>
     </w:p>
     <w:p>
       <w:pPr>
@@ -450,18 +438,12 @@
           <w:lang w:val="hi_IN" w:bidi="hi_IN"/>
         </w:rPr>
       </w:r>
-      <w:hyperlink r:id="rId15">
-        <w:r>
-          <w:rPr>
-            <w:lang w:val="hi_IN" w:bidi="hi_IN"/>
-          </w:rPr>
-          <w:rPr>
-            <w:color w:val="0000EE"/>
-            <w:u w:val="single"/>
-          </w:rPr>
-          <w:t>गलातियों 6:12</w:t>
-        </w:r>
-      </w:hyperlink>
+      <w:r>
+        <w:rPr>
+          <w:lang w:val="hi_IN" w:bidi="hi_IN"/>
+        </w:rPr>
+        <w:t>गलातियों 6:12</w:t>
+      </w:r>
     </w:p>
     <w:p>
       <w:pPr>
@@ -474,18 +456,12 @@
           <w:lang w:val="hi_IN" w:bidi="hi_IN"/>
         </w:rPr>
       </w:r>
-      <w:hyperlink r:id="rId16">
-        <w:r>
-          <w:rPr>
-            <w:lang w:val="hi_IN" w:bidi="hi_IN"/>
-          </w:rPr>
-          <w:rPr>
-            <w:color w:val="0000EE"/>
-            <w:u w:val="single"/>
-          </w:rPr>
-          <w:t>यूहन्ना 19:18</w:t>
-        </w:r>
-      </w:hyperlink>
+      <w:r>
+        <w:rPr>
+          <w:lang w:val="hi_IN" w:bidi="hi_IN"/>
+        </w:rPr>
+        <w:t>यूहन्ना 19:18</w:t>
+      </w:r>
     </w:p>
     <w:p>
       <w:pPr>
@@ -498,18 +474,12 @@
           <w:lang w:val="hi_IN" w:bidi="hi_IN"/>
         </w:rPr>
       </w:r>
-      <w:hyperlink r:id="rId17">
-        <w:r>
-          <w:rPr>
-            <w:lang w:val="hi_IN" w:bidi="hi_IN"/>
-          </w:rPr>
-          <w:rPr>
-            <w:color w:val="0000EE"/>
-            <w:u w:val="single"/>
-          </w:rPr>
-          <w:t>लूका 9:23</w:t>
-        </w:r>
-      </w:hyperlink>
+      <w:r>
+        <w:rPr>
+          <w:lang w:val="hi_IN" w:bidi="hi_IN"/>
+        </w:rPr>
+        <w:t>लूका 9:23</w:t>
+      </w:r>
     </w:p>
     <w:p>
       <w:pPr>
@@ -522,18 +492,12 @@
           <w:lang w:val="hi_IN" w:bidi="hi_IN"/>
         </w:rPr>
       </w:r>
-      <w:hyperlink r:id="rId18">
-        <w:r>
-          <w:rPr>
-            <w:lang w:val="hi_IN" w:bidi="hi_IN"/>
-          </w:rPr>
-          <w:rPr>
-            <w:color w:val="0000EE"/>
-            <w:u w:val="single"/>
-          </w:rPr>
-          <w:t>लूका 23:26</w:t>
-        </w:r>
-      </w:hyperlink>
+      <w:r>
+        <w:rPr>
+          <w:lang w:val="hi_IN" w:bidi="hi_IN"/>
+        </w:rPr>
+        <w:t>लूका 23:26</w:t>
+      </w:r>
     </w:p>
     <w:p>
       <w:pPr>
@@ -546,18 +510,12 @@
           <w:lang w:val="hi_IN" w:bidi="hi_IN"/>
         </w:rPr>
       </w:r>
-      <w:hyperlink r:id="rId19">
-        <w:r>
-          <w:rPr>
-            <w:lang w:val="hi_IN" w:bidi="hi_IN"/>
-          </w:rPr>
-          <w:rPr>
-            <w:color w:val="0000EE"/>
-            <w:u w:val="single"/>
-          </w:rPr>
-          <w:t>मत्ती 10:38</w:t>
-        </w:r>
-      </w:hyperlink>
+      <w:r>
+        <w:rPr>
+          <w:lang w:val="hi_IN" w:bidi="hi_IN"/>
+        </w:rPr>
+        <w:t>मत्ती 10:38</w:t>
+      </w:r>
     </w:p>
     <w:p>
       <w:pPr>
@@ -570,18 +528,12 @@
           <w:lang w:val="hi_IN" w:bidi="hi_IN"/>
         </w:rPr>
       </w:r>
-      <w:hyperlink r:id="rId20">
-        <w:r>
-          <w:rPr>
-            <w:lang w:val="hi_IN" w:bidi="hi_IN"/>
-          </w:rPr>
-          <w:rPr>
-            <w:color w:val="0000EE"/>
-            <w:u w:val="single"/>
-          </w:rPr>
-          <w:t>फिलिप्पियों 2:8</w:t>
-        </w:r>
-      </w:hyperlink>
+      <w:r>
+        <w:rPr>
+          <w:lang w:val="hi_IN" w:bidi="hi_IN"/>
+        </w:rPr>
+        <w:t>फिलिप्पियों 2:8</w:t>
+      </w:r>
     </w:p>
     <w:p>
       <w:pPr>
@@ -1015,18 +967,12 @@
           <w:lang w:val="hi_IN" w:bidi="hi_IN"/>
         </w:rPr>
       </w:r>
-      <w:hyperlink r:id="rId21">
-        <w:r>
-          <w:rPr>
-            <w:lang w:val="hi_IN" w:bidi="hi_IN"/>
-          </w:rPr>
-          <w:rPr>
-            <w:color w:val="0000EE"/>
-            <w:u w:val="single"/>
-          </w:rPr>
-          <w:t>प्रे.का. 02:23</w:t>
-        </w:r>
-      </w:hyperlink>
+      <w:r>
+        <w:rPr>
+          <w:lang w:val="hi_IN" w:bidi="hi_IN"/>
+        </w:rPr>
+        <w:t>प्रे.का. 02:23</w:t>
+      </w:r>
     </w:p>
     <w:p>
       <w:pPr>
@@ -1039,18 +985,12 @@
           <w:lang w:val="hi_IN" w:bidi="hi_IN"/>
         </w:rPr>
       </w:r>
-      <w:hyperlink r:id="rId22">
-        <w:r>
-          <w:rPr>
-            <w:lang w:val="hi_IN" w:bidi="hi_IN"/>
-          </w:rPr>
-          <w:rPr>
-            <w:color w:val="0000EE"/>
-            <w:u w:val="single"/>
-          </w:rPr>
-          <w:t>गलतियों 2: 20–21</w:t>
-        </w:r>
-      </w:hyperlink>
+      <w:r>
+        <w:rPr>
+          <w:lang w:val="hi_IN" w:bidi="hi_IN"/>
+        </w:rPr>
+        <w:t>गलतियों 2: 20–21</w:t>
+      </w:r>
     </w:p>
     <w:p>
       <w:pPr>
@@ -1063,18 +1003,12 @@
           <w:lang w:val="hi_IN" w:bidi="hi_IN"/>
         </w:rPr>
       </w:r>
-      <w:hyperlink r:id="rId23">
-        <w:r>
-          <w:rPr>
-            <w:lang w:val="hi_IN" w:bidi="hi_IN"/>
-          </w:rPr>
-          <w:rPr>
-            <w:color w:val="0000EE"/>
-            <w:u w:val="single"/>
-          </w:rPr>
-          <w:t>लूका 23:20–22</w:t>
-        </w:r>
-      </w:hyperlink>
+      <w:r>
+        <w:rPr>
+          <w:lang w:val="hi_IN" w:bidi="hi_IN"/>
+        </w:rPr>
+        <w:t>लूका 23:20–22</w:t>
+      </w:r>
     </w:p>
     <w:p>
       <w:pPr>
@@ -1087,18 +1021,12 @@
           <w:lang w:val="hi_IN" w:bidi="hi_IN"/>
         </w:rPr>
       </w:r>
-      <w:hyperlink r:id="rId24">
-        <w:r>
-          <w:rPr>
-            <w:lang w:val="hi_IN" w:bidi="hi_IN"/>
-          </w:rPr>
-          <w:rPr>
-            <w:color w:val="0000EE"/>
-            <w:u w:val="single"/>
-          </w:rPr>
-          <w:t>लूका 23:34</w:t>
-        </w:r>
-      </w:hyperlink>
+      <w:r>
+        <w:rPr>
+          <w:lang w:val="hi_IN" w:bidi="hi_IN"/>
+        </w:rPr>
+        <w:t>लूका 23:34</w:t>
+      </w:r>
     </w:p>
     <w:p>
       <w:pPr>
@@ -1111,18 +1039,12 @@
           <w:lang w:val="hi_IN" w:bidi="hi_IN"/>
         </w:rPr>
       </w:r>
-      <w:hyperlink r:id="rId25">
-        <w:r>
-          <w:rPr>
-            <w:lang w:val="hi_IN" w:bidi="hi_IN"/>
-          </w:rPr>
-          <w:rPr>
-            <w:color w:val="0000EE"/>
-            <w:u w:val="single"/>
-          </w:rPr>
-          <w:t>मत्ती 20:17–19</w:t>
-        </w:r>
-      </w:hyperlink>
+      <w:r>
+        <w:rPr>
+          <w:lang w:val="hi_IN" w:bidi="hi_IN"/>
+        </w:rPr>
+        <w:t>मत्ती 20:17–19</w:t>
+      </w:r>
     </w:p>
     <w:p>
       <w:pPr>
@@ -1135,18 +1057,12 @@
           <w:lang w:val="hi_IN" w:bidi="hi_IN"/>
         </w:rPr>
       </w:r>
-      <w:hyperlink r:id="rId26">
-        <w:r>
-          <w:rPr>
-            <w:lang w:val="hi_IN" w:bidi="hi_IN"/>
-          </w:rPr>
-          <w:rPr>
-            <w:color w:val="0000EE"/>
-            <w:u w:val="single"/>
-          </w:rPr>
-          <w:t>मत्ती 27:23–24</w:t>
-        </w:r>
-      </w:hyperlink>
+      <w:r>
+        <w:rPr>
+          <w:lang w:val="hi_IN" w:bidi="hi_IN"/>
+        </w:rPr>
+        <w:t>मत्ती 27:23–24</w:t>
+      </w:r>
     </w:p>
     <w:p>
       <w:pPr>
@@ -1585,18 +1501,12 @@
           <w:lang w:val="hi_IN" w:bidi="hi_IN"/>
         </w:rPr>
       </w:r>
-      <w:hyperlink r:id="rId27">
-        <w:r>
-          <w:rPr>
-            <w:lang w:val="hi_IN" w:bidi="hi_IN"/>
-          </w:rPr>
-          <w:rPr>
-            <w:color w:val="0000EE"/>
-            <w:u w:val="single"/>
-          </w:rPr>
-          <w:t>प्रेरि. 02:8–11</w:t>
-        </w:r>
-      </w:hyperlink>
+      <w:r>
+        <w:rPr>
+          <w:lang w:val="hi_IN" w:bidi="hi_IN"/>
+        </w:rPr>
+        <w:t>प्रेरि. 02:8–11</w:t>
+      </w:r>
     </w:p>
     <w:p>
       <w:pPr>
@@ -1609,18 +1519,12 @@
           <w:lang w:val="hi_IN" w:bidi="hi_IN"/>
         </w:rPr>
       </w:r>
-      <w:hyperlink r:id="rId28">
-        <w:r>
-          <w:rPr>
-            <w:lang w:val="hi_IN" w:bidi="hi_IN"/>
-          </w:rPr>
-          <w:rPr>
-            <w:color w:val="0000EE"/>
-            <w:u w:val="single"/>
-          </w:rPr>
-          <w:t>प्रेरि. 27:8</w:t>
-        </w:r>
-      </w:hyperlink>
+      <w:r>
+        <w:rPr>
+          <w:lang w:val="hi_IN" w:bidi="hi_IN"/>
+        </w:rPr>
+        <w:t>प्रेरि. 27:8</w:t>
+      </w:r>
     </w:p>
     <w:p>
       <w:pPr>
@@ -1633,18 +1537,12 @@
           <w:lang w:val="hi_IN" w:bidi="hi_IN"/>
         </w:rPr>
       </w:r>
-      <w:hyperlink r:id="rId29">
-        <w:r>
-          <w:rPr>
-            <w:lang w:val="hi_IN" w:bidi="hi_IN"/>
-          </w:rPr>
-          <w:rPr>
-            <w:color w:val="0000EE"/>
-            <w:u w:val="single"/>
-          </w:rPr>
-          <w:t>आमोस 09:7–8</w:t>
-        </w:r>
-      </w:hyperlink>
+      <w:r>
+        <w:rPr>
+          <w:lang w:val="hi_IN" w:bidi="hi_IN"/>
+        </w:rPr>
+        <w:t>आमोस 09:7–8</w:t>
+      </w:r>
     </w:p>
     <w:p>
       <w:pPr>
@@ -1657,18 +1555,12 @@
           <w:lang w:val="hi_IN" w:bidi="hi_IN"/>
         </w:rPr>
       </w:r>
-      <w:hyperlink r:id="rId30">
-        <w:r>
-          <w:rPr>
-            <w:lang w:val="hi_IN" w:bidi="hi_IN"/>
-          </w:rPr>
-          <w:rPr>
-            <w:color w:val="0000EE"/>
-            <w:u w:val="single"/>
-          </w:rPr>
-          <w:t>तीतुस 01:12</w:t>
-        </w:r>
-      </w:hyperlink>
+      <w:r>
+        <w:rPr>
+          <w:lang w:val="hi_IN" w:bidi="hi_IN"/>
+        </w:rPr>
+        <w:t>तीतुस 01:12</w:t>
+      </w:r>
     </w:p>
     <w:p>
       <w:pPr>
@@ -1854,18 +1746,12 @@
           <w:lang w:val="hi_IN" w:bidi="hi_IN"/>
         </w:rPr>
       </w:r>
-      <w:hyperlink r:id="rId31">
-        <w:r>
-          <w:rPr>
-            <w:lang w:val="hi_IN" w:bidi="hi_IN"/>
-          </w:rPr>
-          <w:rPr>
-            <w:color w:val="0000EE"/>
-            <w:u w:val="single"/>
-          </w:rPr>
-          <w:t>प्रे.का. 04:25</w:t>
-        </w:r>
-      </w:hyperlink>
+      <w:r>
+        <w:rPr>
+          <w:lang w:val="hi_IN" w:bidi="hi_IN"/>
+        </w:rPr>
+        <w:t>प्रे.का. 04:25</w:t>
+      </w:r>
     </w:p>
     <w:p>
       <w:pPr>
@@ -1878,18 +1764,12 @@
           <w:lang w:val="hi_IN" w:bidi="hi_IN"/>
         </w:rPr>
       </w:r>
-      <w:hyperlink r:id="rId32">
-        <w:r>
-          <w:rPr>
-            <w:lang w:val="hi_IN" w:bidi="hi_IN"/>
-          </w:rPr>
-          <w:rPr>
-            <w:color w:val="0000EE"/>
-            <w:u w:val="single"/>
-          </w:rPr>
-          <w:t>दानिय्येल 03:13</w:t>
-        </w:r>
-      </w:hyperlink>
+      <w:r>
+        <w:rPr>
+          <w:lang w:val="hi_IN" w:bidi="hi_IN"/>
+        </w:rPr>
+        <w:t>दानिय्येल 03:13</w:t>
+      </w:r>
     </w:p>
     <w:p>
       <w:pPr>
@@ -1902,18 +1782,12 @@
           <w:lang w:val="hi_IN" w:bidi="hi_IN"/>
         </w:rPr>
       </w:r>
-      <w:hyperlink r:id="rId33">
-        <w:r>
-          <w:rPr>
-            <w:lang w:val="hi_IN" w:bidi="hi_IN"/>
-          </w:rPr>
-          <w:rPr>
-            <w:color w:val="0000EE"/>
-            <w:u w:val="single"/>
-          </w:rPr>
-          <w:t>लूका 04:28</w:t>
-        </w:r>
-      </w:hyperlink>
+      <w:r>
+        <w:rPr>
+          <w:lang w:val="hi_IN" w:bidi="hi_IN"/>
+        </w:rPr>
+        <w:t>लूका 04:28</w:t>
+      </w:r>
     </w:p>
     <w:p>
       <w:pPr>
@@ -1926,18 +1800,12 @@
           <w:lang w:val="hi_IN" w:bidi="hi_IN"/>
         </w:rPr>
       </w:r>
-      <w:hyperlink r:id="rId34">
-        <w:r>
-          <w:rPr>
-            <w:lang w:val="hi_IN" w:bidi="hi_IN"/>
-          </w:rPr>
-          <w:rPr>
-            <w:color w:val="0000EE"/>
-            <w:u w:val="single"/>
-          </w:rPr>
-          <w:t>गिनती 25:11</w:t>
-        </w:r>
-      </w:hyperlink>
+      <w:r>
+        <w:rPr>
+          <w:lang w:val="hi_IN" w:bidi="hi_IN"/>
+        </w:rPr>
+        <w:t>गिनती 25:11</w:t>
+      </w:r>
     </w:p>
     <w:p>
       <w:pPr>
@@ -1950,18 +1818,12 @@
           <w:lang w:val="hi_IN" w:bidi="hi_IN"/>
         </w:rPr>
       </w:r>
-      <w:hyperlink r:id="rId35">
-        <w:r>
-          <w:rPr>
-            <w:lang w:val="hi_IN" w:bidi="hi_IN"/>
-          </w:rPr>
-          <w:rPr>
-            <w:color w:val="0000EE"/>
-            <w:u w:val="single"/>
-          </w:rPr>
-          <w:t>नीतिवचन 19:03</w:t>
-        </w:r>
-      </w:hyperlink>
+      <w:r>
+        <w:rPr>
+          <w:lang w:val="hi_IN" w:bidi="hi_IN"/>
+        </w:rPr>
+        <w:t>नीतिवचन 19:03</w:t>
+      </w:r>
     </w:p>
     <w:p>
       <w:pPr>
@@ -2212,18 +2074,12 @@
           <w:lang w:val="hi_IN" w:bidi="hi_IN"/>
         </w:rPr>
       </w:r>
-      <w:hyperlink r:id="rId36">
-        <w:r>
-          <w:rPr>
-            <w:lang w:val="hi_IN" w:bidi="hi_IN"/>
-          </w:rPr>
-          <w:rPr>
-            <w:color w:val="0000EE"/>
-            <w:u w:val="single"/>
-          </w:rPr>
-          <w:t>1 थिस्सलुनीकियों 1:8–10</w:t>
-        </w:r>
-      </w:hyperlink>
+      <w:r>
+        <w:rPr>
+          <w:lang w:val="hi_IN" w:bidi="hi_IN"/>
+        </w:rPr>
+        <w:t>1 थिस्सलुनीकियों 1:8–10</w:t>
+      </w:r>
     </w:p>
     <w:p>
       <w:pPr>
@@ -2236,18 +2092,12 @@
           <w:lang w:val="hi_IN" w:bidi="hi_IN"/>
         </w:rPr>
       </w:r>
-      <w:hyperlink r:id="rId37">
-        <w:r>
-          <w:rPr>
-            <w:lang w:val="hi_IN" w:bidi="hi_IN"/>
-          </w:rPr>
-          <w:rPr>
-            <w:color w:val="0000EE"/>
-            <w:u w:val="single"/>
-          </w:rPr>
-          <w:t>1 तीमुथियुस 2:8–10</w:t>
-        </w:r>
-      </w:hyperlink>
+      <w:r>
+        <w:rPr>
+          <w:lang w:val="hi_IN" w:bidi="hi_IN"/>
+        </w:rPr>
+        <w:t>1 तीमुथियुस 2:8–10</w:t>
+      </w:r>
     </w:p>
     <w:p>
       <w:pPr>
@@ -2260,18 +2110,12 @@
           <w:lang w:val="hi_IN" w:bidi="hi_IN"/>
         </w:rPr>
       </w:r>
-      <w:hyperlink r:id="rId38">
-        <w:r>
-          <w:rPr>
-            <w:lang w:val="hi_IN" w:bidi="hi_IN"/>
-          </w:rPr>
-          <w:rPr>
-            <w:color w:val="0000EE"/>
-            <w:u w:val="single"/>
-          </w:rPr>
-          <w:t>लूका 3:7</w:t>
-        </w:r>
-      </w:hyperlink>
+      <w:r>
+        <w:rPr>
+          <w:lang w:val="hi_IN" w:bidi="hi_IN"/>
+        </w:rPr>
+        <w:t>लूका 3:7</w:t>
+      </w:r>
     </w:p>
     <w:p>
       <w:pPr>
@@ -2284,18 +2128,12 @@
           <w:lang w:val="hi_IN" w:bidi="hi_IN"/>
         </w:rPr>
       </w:r>
-      <w:hyperlink r:id="rId39">
-        <w:r>
-          <w:rPr>
-            <w:lang w:val="hi_IN" w:bidi="hi_IN"/>
-          </w:rPr>
-          <w:rPr>
-            <w:color w:val="0000EE"/>
-            <w:u w:val="single"/>
-          </w:rPr>
-          <w:t>लूका 21:23</w:t>
-        </w:r>
-      </w:hyperlink>
+      <w:r>
+        <w:rPr>
+          <w:lang w:val="hi_IN" w:bidi="hi_IN"/>
+        </w:rPr>
+        <w:t>लूका 21:23</w:t>
+      </w:r>
     </w:p>
     <w:p>
       <w:pPr>
@@ -2308,18 +2146,12 @@
           <w:lang w:val="hi_IN" w:bidi="hi_IN"/>
         </w:rPr>
       </w:r>
-      <w:hyperlink r:id="rId40">
-        <w:r>
-          <w:rPr>
-            <w:lang w:val="hi_IN" w:bidi="hi_IN"/>
-          </w:rPr>
-          <w:rPr>
-            <w:color w:val="0000EE"/>
-            <w:u w:val="single"/>
-          </w:rPr>
-          <w:t>मत्ती 3:7</w:t>
-        </w:r>
-      </w:hyperlink>
+      <w:r>
+        <w:rPr>
+          <w:lang w:val="hi_IN" w:bidi="hi_IN"/>
+        </w:rPr>
+        <w:t>मत्ती 3:7</w:t>
+      </w:r>
     </w:p>
     <w:p>
       <w:pPr>
@@ -2332,18 +2164,12 @@
           <w:lang w:val="hi_IN" w:bidi="hi_IN"/>
         </w:rPr>
       </w:r>
-      <w:hyperlink r:id="rId41">
-        <w:r>
-          <w:rPr>
-            <w:lang w:val="hi_IN" w:bidi="hi_IN"/>
-          </w:rPr>
-          <w:rPr>
-            <w:color w:val="0000EE"/>
-            <w:u w:val="single"/>
-          </w:rPr>
-          <w:t>प्रकाशितवाक्य 14:10</w:t>
-        </w:r>
-      </w:hyperlink>
+      <w:r>
+        <w:rPr>
+          <w:lang w:val="hi_IN" w:bidi="hi_IN"/>
+        </w:rPr>
+        <w:t>प्रकाशितवाक्य 14:10</w:t>
+      </w:r>
     </w:p>
     <w:p>
       <w:pPr>
@@ -2356,18 +2182,12 @@
           <w:lang w:val="hi_IN" w:bidi="hi_IN"/>
         </w:rPr>
       </w:r>
-      <w:hyperlink r:id="rId42">
-        <w:r>
-          <w:rPr>
-            <w:lang w:val="hi_IN" w:bidi="hi_IN"/>
-          </w:rPr>
-          <w:rPr>
-            <w:color w:val="0000EE"/>
-            <w:u w:val="single"/>
-          </w:rPr>
-          <w:t>रोमियो 1:18</w:t>
-        </w:r>
-      </w:hyperlink>
+      <w:r>
+        <w:rPr>
+          <w:lang w:val="hi_IN" w:bidi="hi_IN"/>
+        </w:rPr>
+        <w:t>रोमियो 1:18</w:t>
+      </w:r>
     </w:p>
     <w:p>
       <w:pPr>

--- a/hin/docx/011.content.docx
+++ b/hin/docx/011.content.docx
@@ -1697,19 +1697,7 @@
         <w:rPr>
           <w:lang w:val="hi_IN" w:bidi="hi_IN"/>
         </w:rPr>
-        <w:t xml:space="preserve">(यह भी देखें: </w:t>
-      </w:r>
-      <w:r>
-        <w:rPr>
-          <w:lang w:val="hi_IN" w:bidi="hi_IN"/>
-        </w:rPr>
-        <w:t>क्रोध</w:t>
-      </w:r>
-      <w:r>
-        <w:rPr>
-          <w:lang w:val="hi_IN" w:bidi="hi_IN"/>
-        </w:rPr>
-        <w:t xml:space="preserve">, </w:t>
+        <w:t xml:space="preserve">(यह भी देखें: क्रोध, </w:t>
       </w:r>
       <w:r>
         <w:rPr>
